--- a/Blender/TUGAS BESAR  3D MODELING.docx
+++ b/Blender/TUGAS BESAR  3D MODELING.docx
@@ -536,13 +536,23 @@
         </w:rPr>
         <w:t xml:space="preserve">                   </w:t>
       </w:r>
-      <w:r>
-        <w:rPr>
-          <w:rFonts w:ascii="Times New Roman" w:hAnsi="Times New Roman" w:cs="Times New Roman"/>
-          <w:sz w:val="24"/>
-          <w:szCs w:val="24"/>
-        </w:rPr>
-        <w:t xml:space="preserve">Ruangan </w:t>
+      <w:proofErr w:type="spellStart"/>
+      <w:r>
+        <w:rPr>
+          <w:rFonts w:ascii="Times New Roman" w:hAnsi="Times New Roman" w:cs="Times New Roman"/>
+          <w:sz w:val="24"/>
+          <w:szCs w:val="24"/>
+        </w:rPr>
+        <w:t>Ruangan</w:t>
+      </w:r>
+      <w:proofErr w:type="spellEnd"/>
+      <w:r>
+        <w:rPr>
+          <w:rFonts w:ascii="Times New Roman" w:hAnsi="Times New Roman" w:cs="Times New Roman"/>
+          <w:sz w:val="24"/>
+          <w:szCs w:val="24"/>
+        </w:rPr>
+        <w:t xml:space="preserve"> </w:t>
       </w:r>
       <w:r>
         <w:rPr>
@@ -2721,6 +2731,7 @@
       <w:r>
         <w:rPr>
           <w:rFonts w:ascii="Times New Roman" w:hAnsi="Times New Roman" w:cs="Times New Roman"/>
+          <w:noProof/>
           <w:sz w:val="24"/>
           <w:szCs w:val="24"/>
           <w:lang w:val="id-ID"/>
@@ -2802,6 +2813,377 @@
         </w:rPr>
         <w:t xml:space="preserve"> seperti yang ada dicontoh gambar tersebut</w:t>
       </w:r>
+    </w:p>
+    <w:p>
+      <w:pPr>
+        <w:rPr>
+          <w:rFonts w:ascii="Times New Roman" w:hAnsi="Times New Roman" w:cs="Times New Roman"/>
+          <w:sz w:val="24"/>
+          <w:szCs w:val="24"/>
+          <w:lang w:val="id-ID"/>
+        </w:rPr>
+      </w:pPr>
+    </w:p>
+    <w:p>
+      <w:pPr>
+        <w:rPr>
+          <w:rFonts w:ascii="Times New Roman" w:hAnsi="Times New Roman" w:cs="Times New Roman"/>
+          <w:sz w:val="24"/>
+          <w:szCs w:val="24"/>
+          <w:lang w:val="id-ID"/>
+        </w:rPr>
+      </w:pPr>
+      <w:r>
+        <w:rPr>
+          <w:rFonts w:ascii="Times New Roman" w:hAnsi="Times New Roman" w:cs="Times New Roman"/>
+          <w:noProof/>
+          <w:sz w:val="24"/>
+          <w:szCs w:val="24"/>
+          <w:lang w:val="id-ID"/>
+        </w:rPr>
+        <w:drawing>
+          <wp:anchor distT="0" distB="0" distL="114300" distR="114300" simplePos="0" relativeHeight="251663360" behindDoc="1" locked="0" layoutInCell="1" allowOverlap="1" wp14:anchorId="4C05EA80" wp14:editId="24638BC5">
+            <wp:simplePos x="0" y="0"/>
+            <wp:positionH relativeFrom="margin">
+              <wp:align>right</wp:align>
+            </wp:positionH>
+            <wp:positionV relativeFrom="paragraph">
+              <wp:posOffset>1062990</wp:posOffset>
+            </wp:positionV>
+            <wp:extent cx="6028055" cy="3390900"/>
+            <wp:effectExtent l="0" t="0" r="0" b="0"/>
+            <wp:wrapTight wrapText="bothSides">
+              <wp:wrapPolygon edited="0">
+                <wp:start x="0" y="0"/>
+                <wp:lineTo x="0" y="21479"/>
+                <wp:lineTo x="21502" y="21479"/>
+                <wp:lineTo x="21502" y="0"/>
+                <wp:lineTo x="0" y="0"/>
+              </wp:wrapPolygon>
+            </wp:wrapTight>
+            <wp:docPr id="1932992470" name="Gambar 3" descr="Sebuah gambar berisi cuplikan layar, kartun&#10;&#10;Konten yang dihasilkan AI mungkin salah."/>
+            <wp:cNvGraphicFramePr>
+              <a:graphicFrameLocks xmlns:a="http://schemas.openxmlformats.org/drawingml/2006/main" noChangeAspect="1"/>
+            </wp:cNvGraphicFramePr>
+            <a:graphic xmlns:a="http://schemas.openxmlformats.org/drawingml/2006/main">
+              <a:graphicData uri="http://schemas.openxmlformats.org/drawingml/2006/picture">
+                <pic:pic xmlns:pic="http://schemas.openxmlformats.org/drawingml/2006/picture">
+                  <pic:nvPicPr>
+                    <pic:cNvPr id="1932992470" name="Gambar 3" descr="Sebuah gambar berisi cuplikan layar, kartun&#10;&#10;Konten yang dihasilkan AI mungkin salah."/>
+                    <pic:cNvPicPr/>
+                  </pic:nvPicPr>
+                  <pic:blipFill>
+                    <a:blip r:embed="rId10" cstate="print">
+                      <a:extLst>
+                        <a:ext uri="{28A0092B-C50C-407E-A947-70E740481C1C}">
+                          <a14:useLocalDpi xmlns:a14="http://schemas.microsoft.com/office/drawing/2010/main" val="0"/>
+                        </a:ext>
+                      </a:extLst>
+                    </a:blip>
+                    <a:stretch>
+                      <a:fillRect/>
+                    </a:stretch>
+                  </pic:blipFill>
+                  <pic:spPr>
+                    <a:xfrm>
+                      <a:off x="0" y="0"/>
+                      <a:ext cx="6028055" cy="3390900"/>
+                    </a:xfrm>
+                    <a:prstGeom prst="rect">
+                      <a:avLst/>
+                    </a:prstGeom>
+                  </pic:spPr>
+                </pic:pic>
+              </a:graphicData>
+            </a:graphic>
+          </wp:anchor>
+        </w:drawing>
+      </w:r>
+      <w:r>
+        <w:rPr>
+          <w:rFonts w:ascii="Times New Roman" w:hAnsi="Times New Roman" w:cs="Times New Roman"/>
+          <w:sz w:val="24"/>
+          <w:szCs w:val="24"/>
+          <w:lang w:val="id-ID"/>
+        </w:rPr>
+        <w:t xml:space="preserve">4.HASIL RENDER </w:t>
+      </w:r>
+    </w:p>
+    <w:p>
+      <w:pPr>
+        <w:rPr>
+          <w:rFonts w:ascii="Times New Roman" w:hAnsi="Times New Roman" w:cs="Times New Roman"/>
+          <w:sz w:val="24"/>
+          <w:szCs w:val="24"/>
+          <w:lang w:val="id-ID"/>
+        </w:rPr>
+      </w:pPr>
+    </w:p>
+    <w:p>
+      <w:pPr>
+        <w:rPr>
+          <w:rFonts w:ascii="Times New Roman" w:hAnsi="Times New Roman" w:cs="Times New Roman"/>
+          <w:sz w:val="24"/>
+          <w:szCs w:val="24"/>
+          <w:lang w:val="id-ID"/>
+        </w:rPr>
+      </w:pPr>
+    </w:p>
+    <w:p>
+      <w:pPr>
+        <w:rPr>
+          <w:rFonts w:ascii="Times New Roman" w:hAnsi="Times New Roman" w:cs="Times New Roman"/>
+          <w:sz w:val="24"/>
+          <w:szCs w:val="24"/>
+          <w:lang w:val="id-ID"/>
+        </w:rPr>
+      </w:pPr>
+      <w:r>
+        <w:rPr>
+          <w:rFonts w:ascii="Times New Roman" w:hAnsi="Times New Roman" w:cs="Times New Roman"/>
+          <w:noProof/>
+          <w:sz w:val="24"/>
+          <w:szCs w:val="24"/>
+          <w:lang w:val="id-ID"/>
+        </w:rPr>
+        <w:drawing>
+          <wp:anchor distT="0" distB="0" distL="114300" distR="114300" simplePos="0" relativeHeight="251659264" behindDoc="1" locked="0" layoutInCell="1" allowOverlap="1" wp14:anchorId="1B094D01" wp14:editId="6916A277">
+            <wp:simplePos x="0" y="0"/>
+            <wp:positionH relativeFrom="page">
+              <wp:align>center</wp:align>
+            </wp:positionH>
+            <wp:positionV relativeFrom="paragraph">
+              <wp:posOffset>4253559</wp:posOffset>
+            </wp:positionV>
+            <wp:extent cx="6028055" cy="3390900"/>
+            <wp:effectExtent l="0" t="0" r="0" b="0"/>
+            <wp:wrapTight wrapText="bothSides">
+              <wp:wrapPolygon edited="0">
+                <wp:start x="0" y="0"/>
+                <wp:lineTo x="0" y="21479"/>
+                <wp:lineTo x="21502" y="21479"/>
+                <wp:lineTo x="21502" y="0"/>
+                <wp:lineTo x="0" y="0"/>
+              </wp:wrapPolygon>
+            </wp:wrapTight>
+            <wp:docPr id="1461790729" name="Gambar 1" descr="Sebuah gambar berisi mebel, cuplikan layar, meja, kursi&#10;&#10;Konten yang dihasilkan AI mungkin salah."/>
+            <wp:cNvGraphicFramePr>
+              <a:graphicFrameLocks xmlns:a="http://schemas.openxmlformats.org/drawingml/2006/main" noChangeAspect="1"/>
+            </wp:cNvGraphicFramePr>
+            <a:graphic xmlns:a="http://schemas.openxmlformats.org/drawingml/2006/main">
+              <a:graphicData uri="http://schemas.openxmlformats.org/drawingml/2006/picture">
+                <pic:pic xmlns:pic="http://schemas.openxmlformats.org/drawingml/2006/picture">
+                  <pic:nvPicPr>
+                    <pic:cNvPr id="1461790729" name="Gambar 1" descr="Sebuah gambar berisi mebel, cuplikan layar, meja, kursi&#10;&#10;Konten yang dihasilkan AI mungkin salah."/>
+                    <pic:cNvPicPr/>
+                  </pic:nvPicPr>
+                  <pic:blipFill>
+                    <a:blip r:embed="rId11" cstate="print">
+                      <a:extLst>
+                        <a:ext uri="{28A0092B-C50C-407E-A947-70E740481C1C}">
+                          <a14:useLocalDpi xmlns:a14="http://schemas.microsoft.com/office/drawing/2010/main" val="0"/>
+                        </a:ext>
+                      </a:extLst>
+                    </a:blip>
+                    <a:stretch>
+                      <a:fillRect/>
+                    </a:stretch>
+                  </pic:blipFill>
+                  <pic:spPr>
+                    <a:xfrm>
+                      <a:off x="0" y="0"/>
+                      <a:ext cx="6028055" cy="3390900"/>
+                    </a:xfrm>
+                    <a:prstGeom prst="rect">
+                      <a:avLst/>
+                    </a:prstGeom>
+                  </pic:spPr>
+                </pic:pic>
+              </a:graphicData>
+            </a:graphic>
+          </wp:anchor>
+        </w:drawing>
+      </w:r>
+      <w:r>
+        <w:rPr>
+          <w:rFonts w:ascii="Times New Roman" w:hAnsi="Times New Roman" w:cs="Times New Roman"/>
+          <w:sz w:val="24"/>
+          <w:szCs w:val="24"/>
+          <w:lang w:val="id-ID"/>
+        </w:rPr>
+        <w:br w:type="page"/>
+      </w:r>
+    </w:p>
+    <w:p>
+      <w:pPr>
+        <w:rPr>
+          <w:rFonts w:ascii="Times New Roman" w:hAnsi="Times New Roman" w:cs="Times New Roman"/>
+          <w:sz w:val="24"/>
+          <w:szCs w:val="24"/>
+          <w:lang w:val="id-ID"/>
+        </w:rPr>
+      </w:pPr>
+    </w:p>
+    <w:p>
+      <w:pPr>
+        <w:rPr>
+          <w:rFonts w:ascii="Times New Roman" w:hAnsi="Times New Roman" w:cs="Times New Roman"/>
+          <w:sz w:val="24"/>
+          <w:szCs w:val="24"/>
+          <w:lang w:val="id-ID"/>
+        </w:rPr>
+      </w:pPr>
+      <w:r>
+        <w:rPr>
+          <w:rFonts w:ascii="Times New Roman" w:hAnsi="Times New Roman" w:cs="Times New Roman"/>
+          <w:noProof/>
+          <w:sz w:val="24"/>
+          <w:szCs w:val="24"/>
+          <w:lang w:val="id-ID"/>
+        </w:rPr>
+        <w:drawing>
+          <wp:anchor distT="0" distB="0" distL="114300" distR="114300" simplePos="0" relativeHeight="251658240" behindDoc="1" locked="0" layoutInCell="1" allowOverlap="1" wp14:anchorId="6724C266" wp14:editId="40F0987C">
+            <wp:simplePos x="0" y="0"/>
+            <wp:positionH relativeFrom="page">
+              <wp:align>center</wp:align>
+            </wp:positionH>
+            <wp:positionV relativeFrom="paragraph">
+              <wp:posOffset>5266187</wp:posOffset>
+            </wp:positionV>
+            <wp:extent cx="6028055" cy="3390900"/>
+            <wp:effectExtent l="0" t="0" r="0" b="0"/>
+            <wp:wrapTight wrapText="bothSides">
+              <wp:wrapPolygon edited="0">
+                <wp:start x="0" y="0"/>
+                <wp:lineTo x="0" y="21479"/>
+                <wp:lineTo x="21502" y="21479"/>
+                <wp:lineTo x="21502" y="0"/>
+                <wp:lineTo x="0" y="0"/>
+              </wp:wrapPolygon>
+            </wp:wrapTight>
+            <wp:docPr id="1633926724" name="Gambar 2" descr="Sebuah gambar berisi cuplikan layar, kartun&#10;&#10;Konten yang dihasilkan AI mungkin salah."/>
+            <wp:cNvGraphicFramePr>
+              <a:graphicFrameLocks xmlns:a="http://schemas.openxmlformats.org/drawingml/2006/main" noChangeAspect="1"/>
+            </wp:cNvGraphicFramePr>
+            <a:graphic xmlns:a="http://schemas.openxmlformats.org/drawingml/2006/main">
+              <a:graphicData uri="http://schemas.openxmlformats.org/drawingml/2006/picture">
+                <pic:pic xmlns:pic="http://schemas.openxmlformats.org/drawingml/2006/picture">
+                  <pic:nvPicPr>
+                    <pic:cNvPr id="1633926724" name="Gambar 2" descr="Sebuah gambar berisi cuplikan layar, kartun&#10;&#10;Konten yang dihasilkan AI mungkin salah."/>
+                    <pic:cNvPicPr/>
+                  </pic:nvPicPr>
+                  <pic:blipFill>
+                    <a:blip r:embed="rId12" cstate="print">
+                      <a:extLst>
+                        <a:ext uri="{28A0092B-C50C-407E-A947-70E740481C1C}">
+                          <a14:useLocalDpi xmlns:a14="http://schemas.microsoft.com/office/drawing/2010/main" val="0"/>
+                        </a:ext>
+                      </a:extLst>
+                    </a:blip>
+                    <a:stretch>
+                      <a:fillRect/>
+                    </a:stretch>
+                  </pic:blipFill>
+                  <pic:spPr>
+                    <a:xfrm>
+                      <a:off x="0" y="0"/>
+                      <a:ext cx="6028055" cy="3390900"/>
+                    </a:xfrm>
+                    <a:prstGeom prst="rect">
+                      <a:avLst/>
+                    </a:prstGeom>
+                  </pic:spPr>
+                </pic:pic>
+              </a:graphicData>
+            </a:graphic>
+          </wp:anchor>
+        </w:drawing>
+      </w:r>
+      <w:r>
+        <w:rPr>
+          <w:rFonts w:ascii="Times New Roman" w:hAnsi="Times New Roman" w:cs="Times New Roman"/>
+          <w:noProof/>
+          <w:sz w:val="24"/>
+          <w:szCs w:val="24"/>
+          <w:lang w:val="id-ID"/>
+        </w:rPr>
+        <w:drawing>
+          <wp:anchor distT="0" distB="0" distL="114300" distR="114300" simplePos="0" relativeHeight="251661312" behindDoc="1" locked="0" layoutInCell="1" allowOverlap="1" wp14:anchorId="1B517CB4" wp14:editId="4ABFF396">
+            <wp:simplePos x="0" y="0"/>
+            <wp:positionH relativeFrom="page">
+              <wp:align>center</wp:align>
+            </wp:positionH>
+            <wp:positionV relativeFrom="paragraph">
+              <wp:posOffset>653218</wp:posOffset>
+            </wp:positionV>
+            <wp:extent cx="6028055" cy="3390900"/>
+            <wp:effectExtent l="0" t="0" r="0" b="0"/>
+            <wp:wrapTight wrapText="bothSides">
+              <wp:wrapPolygon edited="0">
+                <wp:start x="0" y="0"/>
+                <wp:lineTo x="0" y="21479"/>
+                <wp:lineTo x="21502" y="21479"/>
+                <wp:lineTo x="21502" y="0"/>
+                <wp:lineTo x="0" y="0"/>
+              </wp:wrapPolygon>
+            </wp:wrapTight>
+            <wp:docPr id="2023402332" name="Gambar 4" descr="Sebuah gambar berisi mainan, cuplikan layar&#10;&#10;Konten yang dihasilkan AI mungkin salah."/>
+            <wp:cNvGraphicFramePr>
+              <a:graphicFrameLocks xmlns:a="http://schemas.openxmlformats.org/drawingml/2006/main" noChangeAspect="1"/>
+            </wp:cNvGraphicFramePr>
+            <a:graphic xmlns:a="http://schemas.openxmlformats.org/drawingml/2006/main">
+              <a:graphicData uri="http://schemas.openxmlformats.org/drawingml/2006/picture">
+                <pic:pic xmlns:pic="http://schemas.openxmlformats.org/drawingml/2006/picture">
+                  <pic:nvPicPr>
+                    <pic:cNvPr id="2023402332" name="Gambar 4" descr="Sebuah gambar berisi mainan, cuplikan layar&#10;&#10;Konten yang dihasilkan AI mungkin salah."/>
+                    <pic:cNvPicPr/>
+                  </pic:nvPicPr>
+                  <pic:blipFill>
+                    <a:blip r:embed="rId13" cstate="print">
+                      <a:extLst>
+                        <a:ext uri="{28A0092B-C50C-407E-A947-70E740481C1C}">
+                          <a14:useLocalDpi xmlns:a14="http://schemas.microsoft.com/office/drawing/2010/main" val="0"/>
+                        </a:ext>
+                      </a:extLst>
+                    </a:blip>
+                    <a:stretch>
+                      <a:fillRect/>
+                    </a:stretch>
+                  </pic:blipFill>
+                  <pic:spPr>
+                    <a:xfrm>
+                      <a:off x="0" y="0"/>
+                      <a:ext cx="6028055" cy="3390900"/>
+                    </a:xfrm>
+                    <a:prstGeom prst="rect">
+                      <a:avLst/>
+                    </a:prstGeom>
+                  </pic:spPr>
+                </pic:pic>
+              </a:graphicData>
+            </a:graphic>
+          </wp:anchor>
+        </w:drawing>
+      </w:r>
+      <w:r>
+        <w:rPr>
+          <w:rFonts w:ascii="Times New Roman" w:hAnsi="Times New Roman" w:cs="Times New Roman"/>
+          <w:sz w:val="24"/>
+          <w:szCs w:val="24"/>
+          <w:lang w:val="id-ID"/>
+        </w:rPr>
+        <w:br w:type="page"/>
+      </w:r>
+    </w:p>
+    <w:p>
+      <w:pPr>
+        <w:rPr>
+          <w:rFonts w:ascii="Times New Roman" w:hAnsi="Times New Roman" w:cs="Times New Roman"/>
+          <w:sz w:val="24"/>
+          <w:szCs w:val="24"/>
+          <w:lang w:val="id-ID"/>
+        </w:rPr>
+      </w:pPr>
     </w:p>
     <w:sectPr>
       <w:pgSz w:w="11910" w:h="16840"/>
@@ -3542,6 +3924,7 @@
   <w:style w:type="character" w:default="1" w:styleId="FontParagrafDefault">
     <w:name w:val="Default Paragraph Font"/>
     <w:uiPriority w:val="1"/>
+    <w:semiHidden/>
     <w:unhideWhenUsed/>
   </w:style>
   <w:style w:type="table" w:default="1" w:styleId="TabelNormal">
@@ -4173,6 +4556,23 @@
 </file>
 
 <file path=customXml/item1.xml><?xml version="1.0" encoding="utf-8"?>
+<p:properties xmlns:p="http://schemas.microsoft.com/office/2006/metadata/properties" xmlns:xsi="http://www.w3.org/2001/XMLSchema-instance" xmlns:pc="http://schemas.microsoft.com/office/infopath/2007/PartnerControls">
+  <documentManagement>
+    <_activity xmlns="57e362f4-777b-4091-a748-b1ffa2a786d6" xsi:nil="true"/>
+  </documentManagement>
+</p:properties>
+</file>
+
+<file path=customXml/item2.xml><?xml version="1.0" encoding="utf-8"?>
+<?mso-contentType ?>
+<FormTemplates xmlns="http://schemas.microsoft.com/sharepoint/v3/contenttype/forms">
+  <Display>DocumentLibraryForm</Display>
+  <Edit>DocumentLibraryForm</Edit>
+  <New>DocumentLibraryForm</New>
+</FormTemplates>
+</file>
+
+<file path=customXml/item3.xml><?xml version="1.0" encoding="utf-8"?>
 <ct:contentTypeSchema xmlns:ct="http://schemas.microsoft.com/office/2006/metadata/contentType" xmlns:ma="http://schemas.microsoft.com/office/2006/metadata/properties/metaAttributes" ct:_="" ma:_="" ma:contentTypeName="Dokumen" ma:contentTypeID="0x0101005706641FB2E5514D8DA67ADF30D42D69" ma:contentTypeVersion="6" ma:contentTypeDescription="Buat sebuah dokumen baru." ma:contentTypeScope="" ma:versionID="0a98f04745fa4226fd813fdf2f84027b">
   <xsd:schema xmlns:xsd="http://www.w3.org/2001/XMLSchema" xmlns:xs="http://www.w3.org/2001/XMLSchema" xmlns:p="http://schemas.microsoft.com/office/2006/metadata/properties" xmlns:ns3="57e362f4-777b-4091-a748-b1ffa2a786d6" targetNamespace="http://schemas.microsoft.com/office/2006/metadata/properties" ma:root="true" ma:fieldsID="2f61f6f604917ce98ecbc4b452738a37" ns3:_="">
     <xsd:import namespace="57e362f4-777b-4091-a748-b1ffa2a786d6"/>
@@ -4328,24 +4728,25 @@
 </ct:contentTypeSchema>
 </file>
 
-<file path=customXml/item2.xml><?xml version="1.0" encoding="utf-8"?>
-<?mso-contentType ?>
-<FormTemplates xmlns="http://schemas.microsoft.com/sharepoint/v3/contenttype/forms">
-  <Display>DocumentLibraryForm</Display>
-  <Edit>DocumentLibraryForm</Edit>
-  <New>DocumentLibraryForm</New>
-</FormTemplates>
+<file path=customXml/itemProps1.xml><?xml version="1.0" encoding="utf-8"?>
+<ds:datastoreItem xmlns:ds="http://schemas.openxmlformats.org/officeDocument/2006/customXml" ds:itemID="{A41C9093-99C9-4BF8-9796-1B85D42F7E46}">
+  <ds:schemaRefs>
+    <ds:schemaRef ds:uri="http://schemas.microsoft.com/office/2006/metadata/properties"/>
+    <ds:schemaRef ds:uri="http://schemas.microsoft.com/office/infopath/2007/PartnerControls"/>
+    <ds:schemaRef ds:uri="57e362f4-777b-4091-a748-b1ffa2a786d6"/>
+  </ds:schemaRefs>
+</ds:datastoreItem>
 </file>
 
-<file path=customXml/item3.xml><?xml version="1.0" encoding="utf-8"?>
-<p:properties xmlns:p="http://schemas.microsoft.com/office/2006/metadata/properties" xmlns:xsi="http://www.w3.org/2001/XMLSchema-instance" xmlns:pc="http://schemas.microsoft.com/office/infopath/2007/PartnerControls">
-  <documentManagement>
-    <_activity xmlns="57e362f4-777b-4091-a748-b1ffa2a786d6" xsi:nil="true"/>
-  </documentManagement>
-</p:properties>
+<file path=customXml/itemProps2.xml><?xml version="1.0" encoding="utf-8"?>
+<ds:datastoreItem xmlns:ds="http://schemas.openxmlformats.org/officeDocument/2006/customXml" ds:itemID="{08716719-FBF9-4A8F-AF84-4DF0E81E6AF7}">
+  <ds:schemaRefs>
+    <ds:schemaRef ds:uri="http://schemas.microsoft.com/sharepoint/v3/contenttype/forms"/>
+  </ds:schemaRefs>
+</ds:datastoreItem>
 </file>
 
-<file path=customXml/itemProps1.xml><?xml version="1.0" encoding="utf-8"?>
+<file path=customXml/itemProps3.xml><?xml version="1.0" encoding="utf-8"?>
 <ds:datastoreItem xmlns:ds="http://schemas.openxmlformats.org/officeDocument/2006/customXml" ds:itemID="{ABA70339-7B16-4F30-9BE4-E69594B92389}">
   <ds:schemaRefs>
     <ds:schemaRef ds:uri="http://schemas.microsoft.com/office/2006/metadata/contentType"/>
@@ -4361,28 +4762,4 @@
     <ds:schemaRef ds:uri="http://schemas.microsoft.com/internal/obd"/>
   </ds:schemaRefs>
 </ds:datastoreItem>
-</file>
-
-<file path=customXml/itemProps2.xml><?xml version="1.0" encoding="utf-8"?>
-<ds:datastoreItem xmlns:ds="http://schemas.openxmlformats.org/officeDocument/2006/customXml" ds:itemID="{08716719-FBF9-4A8F-AF84-4DF0E81E6AF7}">
-  <ds:schemaRefs>
-    <ds:schemaRef ds:uri="http://schemas.microsoft.com/sharepoint/v3/contenttype/forms"/>
-  </ds:schemaRefs>
-</ds:datastoreItem>
-</file>
-
-<file path=customXml/itemProps3.xml><?xml version="1.0" encoding="utf-8"?>
-<ds:datastoreItem xmlns:ds="http://schemas.openxmlformats.org/officeDocument/2006/customXml" ds:itemID="{A41C9093-99C9-4BF8-9796-1B85D42F7E46}">
-  <ds:schemaRefs>
-    <ds:schemaRef ds:uri="http://schemas.microsoft.com/office/infopath/2007/PartnerControls"/>
-    <ds:schemaRef ds:uri="http://www.w3.org/XML/1998/namespace"/>
-    <ds:schemaRef ds:uri="57e362f4-777b-4091-a748-b1ffa2a786d6"/>
-    <ds:schemaRef ds:uri="http://purl.org/dc/dcmitype/"/>
-    <ds:schemaRef ds:uri="http://purl.org/dc/elements/1.1/"/>
-    <ds:schemaRef ds:uri="http://schemas.microsoft.com/office/2006/documentManagement/types"/>
-    <ds:schemaRef ds:uri="http://schemas.microsoft.com/office/2006/metadata/properties"/>
-    <ds:schemaRef ds:uri="http://schemas.openxmlformats.org/package/2006/metadata/core-properties"/>
-    <ds:schemaRef ds:uri="http://purl.org/dc/terms/"/>
-  </ds:schemaRefs>
-</ds:datastoreItem>
 </file>
--- a/Blender/TUGAS BESAR  3D MODELING.docx
+++ b/Blender/TUGAS BESAR  3D MODELING.docx
@@ -273,7 +273,6 @@
         <w:t xml:space="preserve">, </w:t>
       </w:r>
       <w:proofErr w:type="spellStart"/>
-      <w:proofErr w:type="gramStart"/>
       <w:r>
         <w:rPr>
           <w:rFonts w:ascii="Times New Roman" w:hAnsi="Times New Roman" w:cs="Times New Roman"/>
@@ -283,25 +282,14 @@
         <w:t>S.Kom</w:t>
       </w:r>
       <w:proofErr w:type="spellEnd"/>
-      <w:proofErr w:type="gramEnd"/>
       <w:r>
         <w:rPr>
           <w:rFonts w:ascii="Times New Roman" w:hAnsi="Times New Roman" w:cs="Times New Roman"/>
           <w:sz w:val="28"/>
           <w:szCs w:val="28"/>
         </w:rPr>
-        <w:t xml:space="preserve">., </w:t>
-      </w:r>
-      <w:proofErr w:type="gramStart"/>
-      <w:r>
-        <w:rPr>
-          <w:rFonts w:ascii="Times New Roman" w:hAnsi="Times New Roman" w:cs="Times New Roman"/>
-          <w:sz w:val="28"/>
-          <w:szCs w:val="28"/>
-        </w:rPr>
-        <w:t>M.Kom</w:t>
-      </w:r>
-      <w:proofErr w:type="gramEnd"/>
+        <w:t>., M.Kom</w:t>
+      </w:r>
       <w:r>
         <w:rPr>
           <w:rFonts w:ascii="Times New Roman" w:hAnsi="Times New Roman" w:cs="Times New Roman"/>
@@ -3173,6 +3161,196 @@
           <w:lang w:val="id-ID"/>
         </w:rPr>
         <w:br w:type="page"/>
+      </w:r>
+    </w:p>
+    <w:p>
+      <w:pPr>
+        <w:rPr>
+          <w:rFonts w:ascii="Times New Roman" w:hAnsi="Times New Roman" w:cs="Times New Roman"/>
+          <w:sz w:val="24"/>
+          <w:szCs w:val="24"/>
+          <w:lang w:val="id-ID"/>
+        </w:rPr>
+      </w:pPr>
+      <w:r>
+        <w:rPr>
+          <w:rFonts w:ascii="Times New Roman" w:hAnsi="Times New Roman" w:cs="Times New Roman"/>
+          <w:sz w:val="24"/>
+          <w:szCs w:val="24"/>
+          <w:lang w:val="id-ID"/>
+        </w:rPr>
+        <w:lastRenderedPageBreak/>
+        <w:t xml:space="preserve">5 </w:t>
+      </w:r>
+      <w:proofErr w:type="spellStart"/>
+      <w:r>
+        <w:rPr>
+          <w:rFonts w:ascii="Times New Roman" w:hAnsi="Times New Roman" w:cs="Times New Roman"/>
+          <w:sz w:val="24"/>
+          <w:szCs w:val="24"/>
+          <w:lang w:val="id-ID"/>
+        </w:rPr>
+        <w:t>Animation</w:t>
+      </w:r>
+      <w:proofErr w:type="spellEnd"/>
+      <w:r>
+        <w:rPr>
+          <w:rFonts w:ascii="Times New Roman" w:hAnsi="Times New Roman" w:cs="Times New Roman"/>
+          <w:sz w:val="24"/>
+          <w:szCs w:val="24"/>
+          <w:lang w:val="id-ID"/>
+        </w:rPr>
+        <w:t xml:space="preserve"> dan juga orang berikut adalah yang saya buat dan </w:t>
+      </w:r>
+      <w:proofErr w:type="spellStart"/>
+      <w:r>
+        <w:rPr>
+          <w:rFonts w:ascii="Times New Roman" w:hAnsi="Times New Roman" w:cs="Times New Roman"/>
+          <w:sz w:val="24"/>
+          <w:szCs w:val="24"/>
+          <w:lang w:val="id-ID"/>
+        </w:rPr>
+        <w:t>linknnuya</w:t>
+      </w:r>
+      <w:proofErr w:type="spellEnd"/>
+      <w:r>
+        <w:rPr>
+          <w:rFonts w:ascii="Times New Roman" w:hAnsi="Times New Roman" w:cs="Times New Roman"/>
+          <w:sz w:val="24"/>
+          <w:szCs w:val="24"/>
+          <w:lang w:val="id-ID"/>
+        </w:rPr>
+        <w:t xml:space="preserve"> ini:</w:t>
+      </w:r>
+    </w:p>
+    <w:p>
+      <w:pPr>
+        <w:rPr>
+          <w:rFonts w:ascii="Times New Roman" w:hAnsi="Times New Roman" w:cs="Times New Roman"/>
+          <w:sz w:val="24"/>
+          <w:szCs w:val="24"/>
+          <w:lang w:val="id-ID"/>
+        </w:rPr>
+      </w:pPr>
+      <w:hyperlink r:id="rId14" w:history="1">
+        <w:r>
+          <w:rPr>
+            <w:rStyle w:val="Hyperlink"/>
+            <w:rFonts w:ascii="Times New Roman" w:hAnsi="Times New Roman" w:cs="Times New Roman"/>
+            <w:sz w:val="24"/>
+            <w:szCs w:val="24"/>
+            <w:lang w:val="id-ID"/>
+          </w:rPr>
+          <w:t>https://drive.google.com/drive/folders/19cfGXdROU6GNbB0qJ39doFL4D_qFqsif?usp=drive_link</w:t>
+        </w:r>
+      </w:hyperlink>
+    </w:p>
+    <w:p>
+      <w:pPr>
+        <w:rPr>
+          <w:rFonts w:ascii="Times New Roman" w:hAnsi="Times New Roman" w:cs="Times New Roman"/>
+          <w:sz w:val="24"/>
+          <w:szCs w:val="24"/>
+          <w:lang w:val="id-ID"/>
+        </w:rPr>
+      </w:pPr>
+    </w:p>
+    <w:p>
+      <w:pPr>
+        <w:rPr>
+          <w:rFonts w:ascii="Times New Roman" w:hAnsi="Times New Roman" w:cs="Times New Roman"/>
+          <w:sz w:val="24"/>
+          <w:szCs w:val="24"/>
+          <w:lang w:val="id-ID"/>
+        </w:rPr>
+      </w:pPr>
+    </w:p>
+    <w:p>
+      <w:pPr>
+        <w:rPr>
+          <w:rFonts w:ascii="Times New Roman" w:hAnsi="Times New Roman" w:cs="Times New Roman"/>
+          <w:sz w:val="24"/>
+          <w:szCs w:val="24"/>
+          <w:lang w:val="id-ID"/>
+        </w:rPr>
+      </w:pPr>
+      <w:r>
+        <w:rPr>
+          <w:rFonts w:ascii="Times New Roman" w:hAnsi="Times New Roman" w:cs="Times New Roman"/>
+          <w:sz w:val="24"/>
+          <w:szCs w:val="24"/>
+          <w:lang w:val="id-ID"/>
+        </w:rPr>
+        <w:t>referensi video tutorial:</w:t>
+      </w:r>
+    </w:p>
+    <w:p>
+      <w:pPr>
+        <w:rPr>
+          <w:rFonts w:ascii="Times New Roman" w:hAnsi="Times New Roman" w:cs="Times New Roman"/>
+          <w:sz w:val="24"/>
+          <w:szCs w:val="24"/>
+          <w:lang w:val="id-ID"/>
+        </w:rPr>
+      </w:pPr>
+      <w:hyperlink r:id="rId15" w:history="1">
+        <w:r>
+          <w:rPr>
+            <w:rStyle w:val="Hyperlink"/>
+            <w:rFonts w:ascii="Times New Roman" w:hAnsi="Times New Roman" w:cs="Times New Roman"/>
+            <w:sz w:val="24"/>
+            <w:szCs w:val="24"/>
+            <w:lang w:val="id-ID"/>
+          </w:rPr>
+          <w:t>https://youtu.be/rjFIDPtZ1Vo?si=4znudkBbYEZDnKNQ</w:t>
+        </w:r>
+      </w:hyperlink>
+    </w:p>
+    <w:p>
+      <w:pPr>
+        <w:tabs>
+          <w:tab w:val="left" w:pos="6306"/>
+        </w:tabs>
+        <w:rPr>
+          <w:rFonts w:ascii="Times New Roman" w:hAnsi="Times New Roman" w:cs="Times New Roman"/>
+          <w:sz w:val="24"/>
+          <w:szCs w:val="24"/>
+          <w:lang w:val="id-ID"/>
+        </w:rPr>
+      </w:pPr>
+      <w:hyperlink r:id="rId16" w:history="1">
+        <w:r>
+          <w:rPr>
+            <w:rStyle w:val="Hyperlink"/>
+            <w:rFonts w:ascii="Times New Roman" w:hAnsi="Times New Roman" w:cs="Times New Roman"/>
+            <w:sz w:val="24"/>
+            <w:szCs w:val="24"/>
+            <w:lang w:val="id-ID"/>
+          </w:rPr>
+          <w:t>https://youtu.be/JGF5ie2EkUg?si=sxmUbcpWPXcjQ6FW</w:t>
+        </w:r>
+      </w:hyperlink>
+    </w:p>
+    <w:p>
+      <w:pPr>
+        <w:tabs>
+          <w:tab w:val="left" w:pos="6306"/>
+        </w:tabs>
+        <w:rPr>
+          <w:rFonts w:ascii="Times New Roman" w:hAnsi="Times New Roman" w:cs="Times New Roman"/>
+          <w:sz w:val="24"/>
+          <w:szCs w:val="24"/>
+          <w:lang w:val="id-ID"/>
+        </w:rPr>
+      </w:pPr>
+      <w:r>
+        <w:rPr>
+          <w:rFonts w:ascii="Times New Roman" w:hAnsi="Times New Roman" w:cs="Times New Roman"/>
+          <w:sz w:val="24"/>
+          <w:szCs w:val="24"/>
+          <w:lang w:val="id-ID"/>
+        </w:rPr>
+        <w:t>https://youtu.be/OCQeatKmAjI?si=pKl86-m9t5tG6rjk</w:t>
       </w:r>
     </w:p>
     <w:p>
@@ -4257,6 +4435,29 @@
       </w:tblBorders>
     </w:tblPr>
   </w:style>
+  <w:style w:type="character" w:styleId="Hyperlink">
+    <w:name w:val="Hyperlink"/>
+    <w:basedOn w:val="FontParagrafDefault"/>
+    <w:uiPriority w:val="99"/>
+    <w:unhideWhenUsed/>
+    <w:rsid w:val="007B7624"/>
+    <w:rPr>
+      <w:color w:val="467886" w:themeColor="hyperlink"/>
+      <w:u w:val="single"/>
+    </w:rPr>
+  </w:style>
+  <w:style w:type="character" w:styleId="SebutanYangBelumTerselesaikan">
+    <w:name w:val="Unresolved Mention"/>
+    <w:basedOn w:val="FontParagrafDefault"/>
+    <w:uiPriority w:val="99"/>
+    <w:semiHidden/>
+    <w:unhideWhenUsed/>
+    <w:rsid w:val="007B7624"/>
+    <w:rPr>
+      <w:color w:val="605E5C"/>
+      <w:shd w:val="clear" w:color="auto" w:fill="E1DFDD"/>
+    </w:rPr>
+  </w:style>
 </w:styles>
 </file>
 
